--- a/tailored_resumes_daily_20261025_210622/Deloitte_Databricks_Data_Engineer_4483366448/VipulSapra_Resume.docx
+++ b/tailored_resumes_daily_20261025_210622/Deloitte_Databricks_Data_Engineer_4483366448/VipulSapra_Resume.docx
@@ -586,7 +586,7 @@
       <w:r>
         <w:rPr>
         </w:rPr>
-        <w:t xml:space="preserve">Databricks Lakehouse Architecture, Cloud Data Modernization, Enterprise Data Foundations, Delta Lake &amp; Workflows, Dimensional Data Modeling, Star/Snowflake Schemas, SCD Type 1/2, Batch and Streaming Data Workflows, Data Quality &amp; Governance Frameworks, Predictive Modeling &amp; Analytics Integration</w:t>
+        <w:t xml:space="preserve">Databricks Lakehouse Architecture, Delta Lake, Databricks Workflows, Unity Catalog, Spark Optimization, ETL/ELT Pipeline Development, Dimensional Modeling (Star/Snowflake Schemas, SCD Type 1/2), Batch &amp; Streaming Data Workflows, Agentic AI Workflows, LLM Prompt Orchestration, MLOps, Autonomous Anomaly Detection, Time-Series Modeling (SARIMA), Data Governance &amp; Lineage (Collibra)</w:t>
       </w:r>
     </w:p>
     <w:p>
@@ -599,141 +599,14 @@
       </w:pPr>
       <w:r>
         <w:rPr>
-          <w:b/>
-        </w:rPr>
-        <w:t xml:space="preserve">Programming Languages and Tools: </w:t>
-      </w:r>
-      <w:r>
-        <w:rPr>
-          <w:rFonts w:hint="default" w:asciiTheme="minorHAnsi" w:hAnsiTheme="minorHAnsi" w:cstheme="minorHAnsi"/>
-          <w:lang w:val="en-US"/>
-        </w:rPr>
-        <w:t xml:space="preserve">Agentic AI powered KIRO IDE, </w:t>
-      </w:r>
-      <w:r>
-        <w:rPr>
-          <w:rFonts w:asciiTheme="minorHAnsi" w:hAnsiTheme="minorHAnsi" w:cstheme="minorHAnsi"/>
-        </w:rPr>
-        <w:t xml:space="preserve">SQL, Python, </w:t>
-      </w:r>
-      <w:r>
-        <w:rPr>
-          <w:rFonts w:asciiTheme="minorHAnsi" w:hAnsiTheme="minorHAnsi" w:eastAsiaTheme="minorHAnsi" w:cstheme="minorHAnsi"/>
-          <w:lang w:bidi="ar-SA"/>
-        </w:rPr>
-        <w:t>UNIX Shell Scripting,</w:t>
-      </w:r>
-      <w:r>
-        <w:rPr>
-          <w:rFonts w:asciiTheme="minorHAnsi" w:hAnsiTheme="minorHAnsi" w:cstheme="minorHAnsi"/>
-        </w:rPr>
-        <w:t xml:space="preserve"> Redshift, </w:t>
-      </w:r>
-      <w:r>
-        <w:rPr>
-          <w:rFonts w:asciiTheme="minorHAnsi" w:hAnsiTheme="minorHAnsi" w:eastAsiaTheme="minorHAnsi" w:cstheme="minorHAnsi"/>
-          <w:lang w:bidi="ar-SA"/>
-        </w:rPr>
-        <w:t>Teradata,</w:t>
-      </w:r>
-      <w:r>
-        <w:rPr>
-          <w:rFonts w:asciiTheme="minorHAnsi" w:hAnsiTheme="minorHAnsi" w:cstheme="minorHAnsi"/>
-        </w:rPr>
-        <w:t xml:space="preserve"> Snowflake,</w:t>
-      </w:r>
-      <w:r>
-        <w:rPr>
-          <w:rFonts w:hint="default" w:asciiTheme="minorHAnsi" w:hAnsiTheme="minorHAnsi" w:cstheme="minorHAnsi"/>
-          <w:lang w:val="en-US"/>
-        </w:rPr>
-        <w:t xml:space="preserve"> </w:t>
-      </w:r>
-      <w:r>
-        <w:rPr>
-          <w:rFonts w:asciiTheme="minorHAnsi" w:hAnsiTheme="minorHAnsi" w:cstheme="minorHAnsi"/>
-        </w:rPr>
-        <w:t>Apache Spark, Hadoop</w:t>
-      </w:r>
-      <w:r>
-        <w:rPr>
-          <w:rFonts w:hint="default" w:asciiTheme="minorHAnsi" w:hAnsiTheme="minorHAnsi" w:cstheme="minorHAnsi"/>
-          <w:lang w:val="en-US"/>
-        </w:rPr>
-        <w:t xml:space="preserve">, </w:t>
-      </w:r>
-      <w:r>
-        <w:rPr>
-          <w:rFonts w:asciiTheme="minorHAnsi" w:hAnsiTheme="minorHAnsi" w:cstheme="minorHAnsi"/>
-        </w:rPr>
-        <w:t>MSTR, Tableau,</w:t>
-      </w:r>
-      <w:r>
-        <w:rPr>
-          <w:rFonts w:hint="default" w:asciiTheme="minorHAnsi" w:hAnsiTheme="minorHAnsi" w:cstheme="minorHAnsi"/>
-          <w:lang w:val="en-US"/>
-        </w:rPr>
-        <w:t xml:space="preserve"> </w:t>
-      </w:r>
-      <w:r>
-        <w:rPr>
-          <w:rFonts w:asciiTheme="minorHAnsi" w:hAnsiTheme="minorHAnsi" w:cstheme="minorHAnsi"/>
-        </w:rPr>
-        <w:t>TensorFlow, Keras, XGBoost, Scikit-Learn</w:t>
-      </w:r>
-      <w:r>
-        <w:rPr>
-          <w:rFonts w:hint="default" w:asciiTheme="minorHAnsi" w:hAnsiTheme="minorHAnsi" w:cstheme="minorHAnsi"/>
-          <w:lang w:val="en-US"/>
-        </w:rPr>
-        <w:t>,</w:t>
-      </w:r>
-      <w:r>
-        <w:rPr>
-          <w:rFonts w:asciiTheme="minorHAnsi" w:hAnsiTheme="minorHAnsi" w:cstheme="minorHAnsi"/>
-        </w:rPr>
-        <w:t xml:space="preserve"> JIRA, </w:t>
-      </w:r>
-      <w:r>
-        <w:rPr>
-          <w:rFonts w:asciiTheme="minorHAnsi" w:hAnsiTheme="minorHAnsi" w:cstheme="minorHAnsi"/>
-          <w:bCs/>
-        </w:rPr>
-        <w:t>Collibra</w:t>
-      </w:r>
-      <w:r>
-        <w:rPr>
-          <w:rFonts w:hint="default" w:asciiTheme="minorHAnsi" w:hAnsiTheme="minorHAnsi" w:cstheme="minorHAnsi"/>
-          <w:bCs/>
-          <w:lang w:val="en-US"/>
-        </w:rPr>
-        <w:t xml:space="preserve">, </w:t>
-      </w:r>
-      <w:r>
-        <w:rPr>
-          <w:rFonts w:asciiTheme="minorHAnsi" w:hAnsiTheme="minorHAnsi" w:cstheme="minorHAnsi"/>
-        </w:rPr>
-        <w:t>One Automation,</w:t>
-      </w:r>
-      <w:r>
-        <w:rPr>
-          <w:rFonts w:hint="default" w:asciiTheme="minorHAnsi" w:hAnsiTheme="minorHAnsi" w:cstheme="minorHAnsi"/>
-          <w:lang w:val="en-US"/>
-        </w:rPr>
-        <w:t xml:space="preserve"> Airflow, </w:t>
-      </w:r>
-      <w:r>
-        <w:rPr>
-          <w:rFonts w:asciiTheme="minorHAnsi" w:hAnsiTheme="minorHAnsi" w:cstheme="minorHAnsi"/>
-        </w:rPr>
-        <w:t>Microsoft Excel</w:t>
-      </w:r>
-      <w:r>
-        <w:rPr>
-          <w:rFonts w:hint="default" w:asciiTheme="minorHAnsi" w:hAnsiTheme="minorHAnsi" w:cstheme="minorHAnsi"/>
-          <w:lang w:val="en-US"/>
-        </w:rPr>
-        <w:t>.</w:t>
+          <w:b xmlns:w="http://schemas.openxmlformats.org/wordprocessingml/2006/main"/>
+        </w:rPr>
+        <w:t>Programming Languages and Tools: </w:t>
+      </w:r>
+      <w:r>
+        <w:rPr>
+        </w:rPr>
+        <w:t xml:space="preserve">Databricks, Apache Spark, PySpark, Python, Structured Query Language (SQL), Azure (ADF, Databricks, Synapse, Azure SQL), AWS (S3, Redshift), Snowflake, Power BI (DAX), Tableau, Git, CI/CD Pipelines, KIRO IDE, Copilot</w:t>
       </w:r>
     </w:p>
     <w:p>
@@ -918,7 +791,7 @@
           <w:bCs/>
           <w:lang w:val="en-US" w:bidi="ar-SA"/>
         </w:rPr>
-        <w:t xml:space="preserve">Senior Databricks Data Engineer &amp; AI Engineer </w:t>
+        <w:t xml:space="preserve">Senior Databricks Data &amp; AI Engineer </w:t>
       </w:r>
       <w:r>
         <w:rPr>
@@ -1003,53 +876,22 @@
       </w:pPr>
       <w:r>
         <w:rPr>
-          <w:rFonts w:hint="default" w:ascii="Calibri" w:hAnsi="Calibri" w:cs="Calibri"/>
-          <w:b/>
-          <w:bCs/>
-          <w:sz w:val="22"/>
-          <w:szCs w:val="22"/>
-        </w:rPr>
-        <w:t>Engineered an enterprise AI-driven reporting platform</w:t>
-      </w:r>
-      <w:r>
-        <w:rPr>
-          <w:rFonts w:hint="default" w:ascii="Calibri" w:hAnsi="Calibri" w:cs="Calibri"/>
-          <w:sz w:val="22"/>
-          <w:szCs w:val="22"/>
-        </w:rPr>
-        <w:t xml:space="preserve"> that autonomously answers ad-hoc data questions, streamlining scheduled report delivery and reducing manual reporting turnaround for business stakeholders.</w:t>
-      </w:r>
-      <w:r>
-        <w:rPr>
-          <w:rFonts w:hint="default" w:ascii="Calibri" w:hAnsi="Calibri" w:cs="Calibri"/>
-          <w:b w:val="0"/>
-          <w:bCs w:val="0"/>
-          <w:sz w:val="22"/>
-          <w:szCs w:val="22"/>
-          <w:lang w:val="en-US"/>
-        </w:rPr>
-        <w:t xml:space="preserve"> </w:t>
-      </w:r>
-      <w:r>
-        <w:rPr>
-          <w:rFonts w:hint="default" w:asciiTheme="minorHAnsi" w:hAnsiTheme="minorHAnsi" w:cstheme="minorHAnsi"/>
-          <w:b/>
-          <w:bCs/>
-          <w:sz w:val="22"/>
-          <w:szCs w:val="22"/>
-          <w:lang w:val="en-US"/>
-        </w:rPr>
-        <w:t>Agentic AI powered KIRO IDE</w:t>
-      </w:r>
-      <w:r>
-        <w:rPr>
-          <w:rFonts w:hint="default" w:ascii="Calibri" w:hAnsi="Calibri" w:cs="Calibri"/>
-          <w:b w:val="0"/>
-          <w:bCs w:val="0"/>
-          <w:sz w:val="22"/>
-          <w:szCs w:val="22"/>
-        </w:rPr>
-        <w:t>.</w:t>
+          <w:rFonts xmlns:w="http://schemas.openxmlformats.org/wordprocessingml/2006/main" w:hint="default" w:ascii="Calibri" w:hAnsi="Calibri" w:cs="Calibri"/>
+          <w:b xmlns:w="http://schemas.openxmlformats.org/wordprocessingml/2006/main"/>
+          <w:bCs xmlns:w="http://schemas.openxmlformats.org/wordprocessingml/2006/main"/>
+          <w:sz xmlns:w="http://schemas.openxmlformats.org/wordprocessingml/2006/main" w:val="22"/>
+          <w:szCs xmlns:w="http://schemas.openxmlformats.org/wordprocessingml/2006/main" w:val="22"/>
+        </w:rPr>
+        <w:t>Architected high-throughput distributed pipelines and dimensional lakehouse models </w:t>
+      </w:r>
+      <w:r>
+        <w:rPr>
+          <w:rFonts xmlns:w="http://schemas.openxmlformats.org/wordprocessingml/2006/main" w:hint="default" w:ascii="Calibri" w:hAnsi="Calibri" w:cs="Calibri"/>
+          <w:bCs xmlns:w="http://schemas.openxmlformats.org/wordprocessingml/2006/main"/>
+          <w:sz xmlns:w="http://schemas.openxmlformats.org/wordprocessingml/2006/main" w:val="22"/>
+          <w:szCs xmlns:w="http://schemas.openxmlformats.org/wordprocessingml/2006/main" w:val="22"/>
+        </w:rPr>
+        <w:t xml:space="preserve">using Databricks, Apache Spark, PySpark, Azure (ADF, Synapse, Azure SQL), and AWS (S3, Redshift) to crunch hundreds of terabytes with 99.9% data availability SLAs.</w:t>
       </w:r>
     </w:p>
     <w:p>
@@ -1072,50 +914,22 @@
       </w:pPr>
       <w:r>
         <w:rPr>
-          <w:rFonts w:hint="default" w:ascii="Calibri" w:hAnsi="Calibri" w:cs="Calibri"/>
-          <w:b/>
-          <w:bCs/>
-          <w:sz w:val="22"/>
-          <w:szCs w:val="22"/>
-        </w:rPr>
-        <w:t>Engineered a custom Data Profiler tool</w:t>
-      </w:r>
-      <w:r>
-        <w:rPr>
-          <w:rFonts w:hint="default" w:ascii="Calibri" w:hAnsi="Calibri" w:cs="Calibri"/>
-          <w:sz w:val="22"/>
-          <w:szCs w:val="22"/>
-        </w:rPr>
-        <w:t xml:space="preserve"> using </w:t>
-      </w:r>
-      <w:r>
-        <w:rPr>
-          <w:rFonts w:hint="default" w:ascii="Calibri" w:hAnsi="Calibri" w:cs="Calibri"/>
-          <w:b/>
-          <w:bCs/>
-          <w:sz w:val="22"/>
-          <w:szCs w:val="22"/>
-          <w:lang w:val="en-US"/>
-        </w:rPr>
-        <w:t xml:space="preserve">Agentic AI powered </w:t>
-      </w:r>
-      <w:r>
-        <w:rPr>
-          <w:rFonts w:hint="default" w:ascii="Calibri" w:hAnsi="Calibri" w:cs="Calibri"/>
-          <w:b/>
-          <w:bCs/>
-          <w:sz w:val="22"/>
-          <w:szCs w:val="22"/>
-        </w:rPr>
-        <w:t>KIRO IDE</w:t>
-      </w:r>
-      <w:r>
-        <w:rPr>
-          <w:rFonts w:hint="default" w:ascii="Calibri" w:hAnsi="Calibri" w:cs="Calibri"/>
-          <w:sz w:val="22"/>
-          <w:szCs w:val="22"/>
-        </w:rPr>
-        <w:t xml:space="preserve"> to automate the initial assessment of raw datasets, reducing the time spent on manual data discovery by over 40%.</w:t>
+          <w:rFonts xmlns:w="http://schemas.openxmlformats.org/wordprocessingml/2006/main" w:hint="default" w:ascii="Calibri" w:hAnsi="Calibri" w:cs="Calibri"/>
+          <w:b xmlns:w="http://schemas.openxmlformats.org/wordprocessingml/2006/main"/>
+          <w:bCs xmlns:w="http://schemas.openxmlformats.org/wordprocessingml/2006/main"/>
+          <w:sz xmlns:w="http://schemas.openxmlformats.org/wordprocessingml/2006/main" w:val="22"/>
+          <w:szCs xmlns:w="http://schemas.openxmlformats.org/wordprocessingml/2006/main" w:val="22"/>
+        </w:rPr>
+        <w:t>Engineered autonomous agentic AI workflows and prompt orchestration systems </w:t>
+      </w:r>
+      <w:r>
+        <w:rPr>
+          <w:rFonts xmlns:w="http://schemas.openxmlformats.org/wordprocessingml/2006/main" w:hint="default" w:ascii="Calibri" w:hAnsi="Calibri" w:cs="Calibri"/>
+          <w:bCs xmlns:w="http://schemas.openxmlformats.org/wordprocessingml/2006/main"/>
+          <w:sz xmlns:w="http://schemas.openxmlformats.org/wordprocessingml/2006/main" w:val="22"/>
+          <w:szCs xmlns:w="http://schemas.openxmlformats.org/wordprocessingml/2006/main" w:val="22"/>
+        </w:rPr>
+        <w:t xml:space="preserve">using custom LLM tooling (KIRO IDE, Copilot) to automate schema discovery, data profiling, regex classification, and code migration, reducing manual delivery turnaround by 40-50%.</w:t>
       </w:r>
     </w:p>
     <w:p>
@@ -1144,7 +958,7 @@
           <w:sz xmlns:w="http://schemas.openxmlformats.org/wordprocessingml/2006/main" w:val="22"/>
           <w:szCs xmlns:w="http://schemas.openxmlformats.org/wordprocessingml/2006/main" w:val="22"/>
         </w:rPr>
-        <w:t>Architected high-throughput data processing pipelines </w:t>
+        <w:t>Deployed an autonomous machine learning anomaly detection framework </w:t>
       </w:r>
       <w:r>
         <w:rPr>
@@ -1153,7 +967,7 @@
           <w:sz xmlns:w="http://schemas.openxmlformats.org/wordprocessingml/2006/main" w:val="22"/>
           <w:szCs xmlns:w="http://schemas.openxmlformats.org/wordprocessingml/2006/main" w:val="22"/>
         </w:rPr>
-        <w:t xml:space="preserve">utilizing Databricks, Apache Spark, PySpark, and advanced SQL stored procedures to modernize enterprise data platforms and enable large-scale transformation.</w:t>
+        <w:t xml:space="preserve">identifying schema variations, distribution drift, and ETL discrepancies with 95% precision using Python and SQL, safeguarding downstream enterprise analytics and pipeline integrity.</w:t>
       </w:r>
     </w:p>
     <w:p>
@@ -1184,7 +998,7 @@
           <w:szCs xmlns:w="http://schemas.openxmlformats.org/wordprocessingml/2006/main" w:val="22"/>
           <w:lang xmlns:w="http://schemas.openxmlformats.org/wordprocessingml/2006/main" w:val="en-US"/>
         </w:rPr>
-        <w:t>Implemented robust dimensional data modeling patterns </w:t>
+        <w:t>Implemented automated data quality firewalls and source-to-target reconciliation </w:t>
       </w:r>
       <w:r>
         <w:rPr>
@@ -1194,7 +1008,7 @@
           <w:szCs xmlns:w="http://schemas.openxmlformats.org/wordprocessingml/2006/main" w:val="22"/>
           <w:lang xmlns:w="http://schemas.openxmlformats.org/wordprocessingml/2006/main" w:val="en-US"/>
         </w:rPr>
-        <w:t xml:space="preserve">including Star/Snowflake schemas and Slowly Changing Dimensions (SCD Type 1/2) within Azure Cloud and Databricks lakehouse environments to improve data quality and scalability.</w:t>
+        <w:t xml:space="preserve">integrated with Collibra data lineage to enforce strict data governance and data engineering best practices, reducing operational turnaround by over 80%.</w:t>
       </w:r>
     </w:p>
     <w:p>
@@ -1224,7 +1038,7 @@
           <w:sz xmlns:w="http://schemas.openxmlformats.org/wordprocessingml/2006/main" w:val="22"/>
           <w:szCs xmlns:w="http://schemas.openxmlformats.org/wordprocessingml/2006/main" w:val="22"/>
         </w:rPr>
-        <w:t>Designed automated data quality audit frameworks </w:t>
+        <w:t>Built and scaled batch and streaming data processing workflows </w:t>
       </w:r>
       <w:r>
         <w:rPr>
@@ -1233,7 +1047,7 @@
           <w:sz xmlns:w="http://schemas.openxmlformats.org/wordprocessingml/2006/main" w:val="22"/>
           <w:szCs xmlns:w="http://schemas.openxmlformats.org/wordprocessingml/2006/main" w:val="22"/>
         </w:rPr>
-        <w:t xml:space="preserve">with firewalls and proactive anomaly detection machine learning systems, achieving 95% accuracy and reducing operational turnaround by over 80%.</w:t>
+        <w:t xml:space="preserve">supporting complex analytics, conversational AI testing platforms (SpectrumIQ), and predictive ML use cases to modernize enterprise data foundations.</w:t>
       </w:r>
     </w:p>
     <w:p>
@@ -1249,21 +1063,12 @@
       </w:pPr>
       <w:r>
         <w:rPr>
-          <w:rFonts w:hint="default" w:asciiTheme="minorHAnsi" w:hAnsiTheme="minorHAnsi" w:eastAsiaTheme="minorHAnsi" w:cstheme="minorHAnsi"/>
-          <w:b/>
-          <w:bCs/>
-          <w:lang w:val="en-US" w:bidi="ar-SA"/>
-        </w:rPr>
-        <w:t>ETL Developer</w:t>
-      </w:r>
-      <w:r>
-        <w:rPr>
-          <w:rFonts w:hint="default" w:ascii="Calibri" w:hAnsi="Calibri" w:cs="Calibri"/>
-          <w:sz w:val="22"/>
-          <w:szCs w:val="22"/>
-          <w:lang w:val="en-US"/>
-        </w:rPr>
-        <w:t xml:space="preserve"> </w:t>
+          <w:rFonts xmlns:w="http://schemas.openxmlformats.org/wordprocessingml/2006/main" w:hint="default" w:asciiTheme="minorHAnsi" w:hAnsiTheme="minorHAnsi" w:eastAsiaTheme="minorHAnsi" w:cstheme="minorHAnsi"/>
+          <w:b xmlns:w="http://schemas.openxmlformats.org/wordprocessingml/2006/main"/>
+          <w:bCs xmlns:w="http://schemas.openxmlformats.org/wordprocessingml/2006/main"/>
+          <w:lang xmlns:w="http://schemas.openxmlformats.org/wordprocessingml/2006/main" w:val="en-US" w:bidi="ar-SA"/>
+        </w:rPr>
+        <w:t>Data Scientist &amp; Machine Learning Specialist</w:t>
       </w:r>
     </w:p>
     <w:p>
@@ -1292,7 +1097,7 @@
           <w:sz xmlns:w="http://schemas.openxmlformats.org/wordprocessingml/2006/main" w:val="22"/>
           <w:szCs xmlns:w="http://schemas.openxmlformats.org/wordprocessingml/2006/main" w:val="22"/>
         </w:rPr>
-        <w:t>Maintained 99.9% data availability SLAs </w:t>
+        <w:t>Developed predictive machine learning classification models </w:t>
       </w:r>
       <w:r>
         <w:rPr>
@@ -1301,7 +1106,7 @@
           <w:sz xmlns:w="http://schemas.openxmlformats.org/wordprocessingml/2006/main" w:val="22"/>
           <w:szCs xmlns:w="http://schemas.openxmlformats.org/wordprocessingml/2006/main" w:val="22"/>
         </w:rPr>
-        <w:t xml:space="preserve">by establishing production runbooks, Airflow batch monitoring, and comprehensive Root Cause Analysis (RCA) postmortems across complex cloud data ecosystems.</w:t>
+        <w:t xml:space="preserve">using XGBoost, Random Forests, and Scikit-Learn to analyze customer behavior and deliver actionable data signals, improving service reliability by 20%.</w:t>
       </w:r>
     </w:p>
     <w:p>
@@ -1330,7 +1135,7 @@
           <w:sz xmlns:w="http://schemas.openxmlformats.org/wordprocessingml/2006/main" w:val="22"/>
           <w:szCs xmlns:w="http://schemas.openxmlformats.org/wordprocessingml/2006/main" w:val="22"/>
         </w:rPr>
-        <w:t>Developed scalable predictive modeling algorithms </w:t>
+        <w:t>Architected advanced time-series forecasting models (SARIMA) </w:t>
       </w:r>
       <w:r>
         <w:rPr>
@@ -1339,7 +1144,7 @@
           <w:sz xmlns:w="http://schemas.openxmlformats.org/wordprocessingml/2006/main" w:val="22"/>
           <w:szCs xmlns:w="http://schemas.openxmlformats.org/wordprocessingml/2006/main" w:val="22"/>
         </w:rPr>
-        <w:t xml:space="preserve">leveraging Python, Scikit-Learn, and SQL to analyze complex datasets and improve operational reliability.</w:t>
+        <w:t xml:space="preserve">to predict truck rolls and field support demand, optimizing workforce capacity allocation and reducing response times by 20%.</w:t>
       </w:r>
     </w:p>
     <w:p>
@@ -1362,39 +1167,22 @@
       </w:pPr>
       <w:r>
         <w:rPr>
-          <w:rFonts w:hint="default" w:ascii="Calibri" w:hAnsi="Calibri" w:eastAsia="SimSun" w:cs="Calibri"/>
-          <w:b/>
-          <w:bCs/>
-          <w:sz w:val="22"/>
-          <w:szCs w:val="22"/>
-        </w:rPr>
-        <w:t>Engineered an automated, notification-driven Data Quality Audit framework</w:t>
-      </w:r>
-      <w:r>
-        <w:rPr>
-          <w:rFonts w:hint="default" w:ascii="Calibri" w:hAnsi="Calibri" w:eastAsia="SimSun" w:cs="Calibri"/>
-          <w:sz w:val="22"/>
-          <w:szCs w:val="22"/>
-        </w:rPr>
-        <w:t xml:space="preserve"> that streamlined short-term validation cycles; reduced operational turnaround time by </w:t>
-      </w:r>
-      <w:r>
-        <w:rPr>
-          <w:rFonts w:hint="default" w:ascii="Calibri" w:hAnsi="Calibri" w:eastAsia="SimSun" w:cs="Calibri"/>
-          <w:b/>
-          <w:bCs/>
-          <w:sz w:val="22"/>
-          <w:szCs w:val="22"/>
-        </w:rPr>
-        <w:t>over 80%</w:t>
-      </w:r>
-      <w:r>
-        <w:rPr>
-          <w:rFonts w:hint="default" w:ascii="Calibri" w:hAnsi="Calibri" w:eastAsia="SimSun" w:cs="Calibri"/>
-          <w:sz w:val="22"/>
-          <w:szCs w:val="22"/>
-        </w:rPr>
-        <w:t xml:space="preserve"> while ensuring real-time data reliability.</w:t>
+          <w:rFonts xmlns:w="http://schemas.openxmlformats.org/wordprocessingml/2006/main" w:hint="default" w:ascii="Calibri" w:hAnsi="Calibri" w:eastAsia="SimSun" w:cs="Calibri"/>
+          <w:b xmlns:w="http://schemas.openxmlformats.org/wordprocessingml/2006/main"/>
+          <w:bCs xmlns:w="http://schemas.openxmlformats.org/wordprocessingml/2006/main"/>
+          <w:sz xmlns:w="http://schemas.openxmlformats.org/wordprocessingml/2006/main" w:val="22"/>
+          <w:szCs xmlns:w="http://schemas.openxmlformats.org/wordprocessingml/2006/main" w:val="22"/>
+        </w:rPr>
+        <w:t>Engineered automated testing and evaluation frameworks for enterprise virtual assistants </w:t>
+      </w:r>
+      <w:r>
+        <w:rPr>
+          <w:rFonts xmlns:w="http://schemas.openxmlformats.org/wordprocessingml/2006/main" w:hint="default" w:ascii="Calibri" w:hAnsi="Calibri" w:eastAsia="SimSun" w:cs="Calibri"/>
+          <w:bCs xmlns:w="http://schemas.openxmlformats.org/wordprocessingml/2006/main"/>
+          <w:sz xmlns:w="http://schemas.openxmlformats.org/wordprocessingml/2006/main" w:val="22"/>
+          <w:szCs xmlns:w="http://schemas.openxmlformats.org/wordprocessingml/2006/main" w:val="22"/>
+        </w:rPr>
+        <w:t xml:space="preserve">such as SpectrumIQ, cutting manual QA turnaround by 50% and accelerating production release cycles.</w:t>
       </w:r>
     </w:p>
     <w:p>
@@ -1414,7 +1202,7 @@
           <w:bCs xmlns:w="http://schemas.openxmlformats.org/wordprocessingml/2006/main"/>
           <w:lang xmlns:w="http://schemas.openxmlformats.org/wordprocessingml/2006/main" w:bidi="ar-SA"/>
         </w:rPr>
-        <w:t>Engineering Graduate Trainee</w:t>
+        <w:t>Business Intelligence &amp; Decision Analytics Specialist</w:t>
       </w:r>
     </w:p>
     <w:p>
@@ -1444,7 +1232,7 @@
           <w:sz xmlns:w="http://schemas.openxmlformats.org/wordprocessingml/2006/main" w:val="22"/>
           <w:szCs xmlns:w="http://schemas.openxmlformats.org/wordprocessingml/2006/main" w:val="22"/>
         </w:rPr>
-        <w:t>Optimized database query performance </w:t>
+        <w:t>Designed and deployed executive Key Operating Metric (KOM) dashboards </w:t>
       </w:r>
       <w:r>
         <w:rPr>
@@ -1453,7 +1241,7 @@
           <w:sz xmlns:w="http://schemas.openxmlformats.org/wordprocessingml/2006/main" w:val="22"/>
           <w:szCs xmlns:w="http://schemas.openxmlformats.org/wordprocessingml/2006/main" w:val="22"/>
         </w:rPr>
-        <w:t xml:space="preserve">and engineered backend data processing routines to support high-volume industrial and operational analytics.</w:t>
+        <w:t xml:space="preserve">and semantic models using Power BI (DAX) and Tableau to translate complex transactional telemetry into corporate strategy.</w:t>
       </w:r>
     </w:p>
     <w:p>
@@ -1483,7 +1271,7 @@
           <w:sz xmlns:w="http://schemas.openxmlformats.org/wordprocessingml/2006/main" w:val="22"/>
           <w:szCs xmlns:w="http://schemas.openxmlformats.org/wordprocessingml/2006/main" w:val="22"/>
         </w:rPr>
-        <w:t>Automated data validation procedures </w:t>
+        <w:t>Bridged business and technology teams </w:t>
       </w:r>
       <w:r>
         <w:rPr>
@@ -1492,7 +1280,7 @@
           <w:sz xmlns:w="http://schemas.openxmlformats.org/wordprocessingml/2006/main" w:val="22"/>
           <w:szCs xmlns:w="http://schemas.openxmlformats.org/wordprocessingml/2006/main" w:val="22"/>
         </w:rPr>
-        <w:t xml:space="preserve">using scripting and SQL to streamline engineering workflows and eliminate manual reporting errors.</w:t>
+        <w:t xml:space="preserve">by translating complex enterprise requirements into robust data architectures and scalable cloud analytics solutions.</w:t>
       </w:r>
     </w:p>
     <w:p>
@@ -1523,7 +1311,7 @@
           <w:sz xmlns:w="http://schemas.openxmlformats.org/wordprocessingml/2006/main" w:val="22"/>
           <w:szCs xmlns:w="http://schemas.openxmlformats.org/wordprocessingml/2006/main" w:val="22"/>
         </w:rPr>
-        <w:t>Partnered with senior engineers </w:t>
+        <w:t>Maintained meticulous attention to detail and data quality </w:t>
       </w:r>
       <w:r>
         <w:rPr>
@@ -1532,7 +1320,7 @@
           <w:sz xmlns:w="http://schemas.openxmlformats.org/wordprocessingml/2006/main" w:val="22"/>
           <w:szCs xmlns:w="http://schemas.openxmlformats.org/wordprocessingml/2006/main" w:val="22"/>
         </w:rPr>
-        <w:t xml:space="preserve">to troubleshoot system integration issues and document technical specifications for data pipelines.</w:t>
+        <w:t xml:space="preserve">across all reporting assets to ensure trusted executive decision-making and optimal platform performance.</w:t>
       </w:r>
     </w:p>
     <w:p>
@@ -1555,22 +1343,21 @@
       </w:pPr>
       <w:r>
         <w:rPr>
-          <w:rFonts xmlns:w="http://schemas.openxmlformats.org/wordprocessingml/2006/main" w:hint="default" w:ascii="Calibri" w:hAnsi="Calibri" w:cs="Calibri"/>
-          <w:b xmlns:w="http://schemas.openxmlformats.org/wordprocessingml/2006/main"/>
-          <w:bCs xmlns:w="http://schemas.openxmlformats.org/wordprocessingml/2006/main"/>
-          <w:sz xmlns:w="http://schemas.openxmlformats.org/wordprocessingml/2006/main" w:val="22"/>
-          <w:szCs xmlns:w="http://schemas.openxmlformats.org/wordprocessingml/2006/main" w:val="22"/>
-        </w:rPr>
-        <w:t>Co-engineered the enterprise-wide Data Advocacy &amp; Governance Program</w:t>
-      </w:r>
-      <w:r>
-        <w:rPr>
-          <w:rFonts xmlns:w="http://schemas.openxmlformats.org/wordprocessingml/2006/main" w:hint="default" w:ascii="Calibri" w:hAnsi="Calibri" w:cs="Calibri"/>
-          <w:bCs xmlns:w="http://schemas.openxmlformats.org/wordprocessingml/2006/main"/>
-          <w:sz xmlns:w="http://schemas.openxmlformats.org/wordprocessingml/2006/main" w:val="22"/>
-          <w:szCs xmlns:w="http://schemas.openxmlformats.org/wordprocessingml/2006/main" w:val="22"/>
-        </w:rPr>
-        <w:t xml:space="preserve"> across insurance portfolios, establishing foundational frameworks for data democratization and organizational accountability.</w:t>
+          <w:rFonts w:hint="default" w:ascii="Calibri" w:hAnsi="Calibri" w:cs="Calibri"/>
+          <w:b/>
+          <w:bCs/>
+          <w:sz w:val="22"/>
+          <w:szCs w:val="22"/>
+        </w:rPr>
+        <w:t>Resolved high-complexity, cross-functional BI challenges</w:t>
+      </w:r>
+      <w:r>
+        <w:rPr>
+          <w:rFonts w:hint="default" w:ascii="Calibri" w:hAnsi="Calibri" w:cs="Calibri"/>
+          <w:sz w:val="22"/>
+          <w:szCs w:val="22"/>
+        </w:rPr>
+        <w:t xml:space="preserve"> by performing advanced statistical analysis to decode intricate data relationships and anomalies, directly influencing strategic business decisions.</w:t>
       </w:r>
     </w:p>
     <w:p>
